--- a/workshop/build/fasl1-p11-dama-student.docx
+++ b/workshop/build/fasl1-p11-dama-student.docx
@@ -116,7 +116,7 @@
           <w:szCs w:val="26"/>
           <w:bCs w:val="1"/>
         </w:rPr>
-        <w:t>موضوع آزمایش: آزمایش صفحهٔ ۱۱: آیا دما بر میزان حل شدن مواد تأثیر دارد؟</w:t>
+        <w:t>آیا دما بر میزان حل شدن مواد تأثیر دارد؟</w:t>
       </w:r>
     </w:p>
     <w:tbl>
@@ -287,24 +287,6 @@
           <w:bCs w:val="1"/>
         </w:rPr>
         <w:t>۲. فرضیه</w:t>
-      </w:r>
-    </w:p>
-    <w:p>
-      <w:pPr>
-        <w:spacing w:after="20"/>
-        <w:jc w:val="right"/>
-        <w:bidi w:val="1"/>
-      </w:pPr>
-      <w:r>
-        <w:rPr>
-          <w:rFonts w:ascii="Vazirmatn" w:hAnsi="Vazirmatn" w:cs="Vazirmatn"/>
-          <w:b w:val="0"/>
-          <w:color w:val="A05A92"/>
-          <w:sz w:val="17"/>
-          <w:rtl w:val="1"/>
-          <w:szCs w:val="17"/>
-        </w:rPr>
-        <w:t>💭 پیش‌بینی کنید اگر دمای آب بیشتر شود، مقدار نمکی که در آب حل می‌شود چه تغییری می‌کند؟ چرا؟</w:t>
       </w:r>
     </w:p>
     <w:p>
